--- a/assets/files/SUPPORT GROUP CONFIDENTIALITY AGREEMENT.docx
+++ b/assets/files/SUPPORT GROUP CONFIDENTIALITY AGREEMENT.docx
@@ -63,7 +63,7 @@
         <w:pStyle w:val="Heading2"/>
       </w:pPr>
       <w:r>
-        <w:t>Leader &amp; Co-Leader Exception</w:t>
+        <w:t>Leader &amp; Co-Leaders Exception</w:t>
       </w:r>
     </w:p>
     <w:p>

--- a/assets/files/SUPPORT GROUP CONFIDENTIALITY AGREEMENT.docx
+++ b/assets/files/SUPPORT GROUP CONFIDENTIALITY AGREEMENT.docx
@@ -103,7 +103,7 @@
     <w:p>
       <w:pPr/>
       <w:r>
-        <w:t>If leaders or co-leaders see a member in public, we will not approach or acknowledge them unless they acknowledge us first. Even then, we will not mention the group, their participation, or anything discussed unless they choose to do so.</w:t>
+        <w:t>If the leader or co-leader sees a member in public, we will not approach or acknowledge them unless they acknowledge us first. Even then, we will not mention the group, their participation, or anything discussed unless they choose to do so.</w:t>
       </w:r>
     </w:p>
     <w:p>

--- a/assets/files/SUPPORT GROUP CONFIDENTIALITY AGREEMENT.docx
+++ b/assets/files/SUPPORT GROUP CONFIDENTIALITY AGREEMENT.docx
@@ -69,7 +69,7 @@
     <w:p>
       <w:pPr/>
       <w:r>
-        <w:t>Leaders and co-leaders may occasionally seek confidential guidance from a qualified professional, advisor, supervisor, consultant, or other appropriate resource when additional knowledge or assistance is needed. Whenever reasonably possible, names and identifying details will be withheld, and only information necessary to receive guidance will be shared.</w:t>
+        <w:t>Leader and co-leaders may occasionally seek confidential guidance from a qualified professional, advisor, supervisor, consultant, or other appropriate resource when additional knowledge or assistance is needed. Whenever reasonably possible, names and identifying details will be withheld, and only information necessary to receive guidance will be shared.</w:t>
       </w:r>
     </w:p>
     <w:p>
